--- a/Veri Bilimi Proje Raporu.docx
+++ b/Veri Bilimi Proje Raporu.docx
@@ -488,7 +488,18 @@
           <w:sz w:val="28"/>
           <w:szCs w:val="28"/>
         </w:rPr>
-        <w:t>Konu: Makine Öğrenmesi Yöntemleri ile Obezite Düzeyi Sınıflandırması</w:t>
+        <w:t>Konu: Makine Öğrenmesi Yöntemleri ile Obezite Düzeyi Sınıflandırmas</w:t>
+      </w:r>
+      <w:r>
+        <w:rPr>
+          <w:rFonts w:ascii="Times New Roman" w:eastAsia="Times New Roman" w:hAnsi="Times New Roman" w:cs="Times New Roman"/>
+          <w:b/>
+          <w:bCs/>
+          <w:color w:val="000000"/>
+          <w:sz w:val="28"/>
+          <w:szCs w:val="28"/>
+        </w:rPr>
+        <w:t>ı</w:t>
       </w:r>
     </w:p>
     <w:p>
@@ -580,7 +591,6 @@
           <w:szCs w:val="26"/>
         </w:rPr>
       </w:pPr>
-      <w:proofErr w:type="spellStart"/>
       <w:r>
         <w:rPr>
           <w:rFonts w:ascii="Times New Roman" w:eastAsia="Times New Roman" w:hAnsi="Times New Roman" w:cs="Times New Roman"/>
@@ -590,19 +600,7 @@
           <w:sz w:val="26"/>
           <w:szCs w:val="26"/>
         </w:rPr>
-        <w:t>Nursultan</w:t>
-      </w:r>
-      <w:proofErr w:type="spellEnd"/>
-      <w:r>
-        <w:rPr>
-          <w:rFonts w:ascii="Times New Roman" w:eastAsia="Times New Roman" w:hAnsi="Times New Roman" w:cs="Times New Roman"/>
-          <w:b/>
-          <w:bCs/>
-          <w:color w:val="000000"/>
-          <w:sz w:val="26"/>
-          <w:szCs w:val="26"/>
-        </w:rPr>
-        <w:t xml:space="preserve"> Murat</w:t>
+        <w:t>Nursultan Murat</w:t>
       </w:r>
     </w:p>
     <w:p>
@@ -2463,14 +2461,25 @@
               </w:rPr>
             </w:pPr>
             <w:proofErr w:type="spellStart"/>
-            <w:r>
-              <w:rPr>
-                <w:rFonts w:ascii="Times New Roman" w:eastAsia="Times New Roman" w:hAnsi="Times New Roman" w:cs="Times New Roman"/>
-                <w:color w:val="000000"/>
-                <w:sz w:val="24"/>
-                <w:szCs w:val="24"/>
-              </w:rPr>
-              <w:t>family_history_with_overweight</w:t>
+            <w:proofErr w:type="gramStart"/>
+            <w:r>
+              <w:rPr>
+                <w:rFonts w:ascii="Times New Roman" w:eastAsia="Times New Roman" w:hAnsi="Times New Roman" w:cs="Times New Roman"/>
+                <w:color w:val="000000"/>
+                <w:sz w:val="24"/>
+                <w:szCs w:val="24"/>
+              </w:rPr>
+              <w:t>family</w:t>
+            </w:r>
+            <w:proofErr w:type="gramEnd"/>
+            <w:r>
+              <w:rPr>
+                <w:rFonts w:ascii="Times New Roman" w:eastAsia="Times New Roman" w:hAnsi="Times New Roman" w:cs="Times New Roman"/>
+                <w:color w:val="000000"/>
+                <w:sz w:val="24"/>
+                <w:szCs w:val="24"/>
+              </w:rPr>
+              <w:t>_history_with_overweight</w:t>
             </w:r>
             <w:proofErr w:type="spellEnd"/>
           </w:p>
@@ -6388,16 +6397,14 @@
         </w:rPr>
         <w:t xml:space="preserve">Diğer bir çalışma olan Değirmenci (2025) tarafından aynı konu üzerinde yapılan çalışmada ise Rastgele Orman, Naive Bayes, Karar Ağaçları algoritmalarını kullanmış ve aynı bizde olduğu gibi Rastgele Orman </w:t>
       </w:r>
-      <w:proofErr w:type="spellStart"/>
       <w:r>
         <w:rPr>
           <w:rFonts w:ascii="Times New Roman" w:hAnsi="Times New Roman" w:cs="Times New Roman"/>
           <w:sz w:val="24"/>
           <w:szCs w:val="24"/>
         </w:rPr>
-        <w:t>algoritmasi</w:t>
-      </w:r>
-      <w:proofErr w:type="spellEnd"/>
+        <w:t>algoritması</w:t>
+      </w:r>
       <w:r>
         <w:rPr>
           <w:rFonts w:ascii="Times New Roman" w:hAnsi="Times New Roman" w:cs="Times New Roman"/>
@@ -6507,10 +6514,19 @@
         </w:rPr>
         <w:t>lgoritmaların doğruluk oranları</w:t>
       </w:r>
+      <w:r>
+        <w:rPr>
+          <w:rFonts w:ascii="Times New Roman" w:eastAsia="Times New Roman" w:hAnsi="Times New Roman" w:cs="Times New Roman"/>
+          <w:color w:val="000000"/>
+          <w:sz w:val="24"/>
+          <w:szCs w:val="24"/>
+        </w:rPr>
+        <w:t xml:space="preserve"> ve Kıyaslama</w:t>
+      </w:r>
     </w:p>
     <w:tbl>
       <w:tblPr>
-        <w:tblW w:w="6530" w:type="dxa"/>
+        <w:tblW w:w="9291" w:type="dxa"/>
         <w:tblInd w:w="480" w:type="dxa"/>
         <w:tblBorders>
           <w:top w:val="single" w:sz="8" w:space="0" w:color="000000"/>
@@ -6524,8 +6540,10 @@
         <w:tblLook w:val="0600" w:firstRow="0" w:lastRow="0" w:firstColumn="0" w:lastColumn="0" w:noHBand="1" w:noVBand="1"/>
       </w:tblPr>
       <w:tblGrid>
-        <w:gridCol w:w="3140"/>
-        <w:gridCol w:w="3390"/>
+        <w:gridCol w:w="2771"/>
+        <w:gridCol w:w="1984"/>
+        <w:gridCol w:w="1276"/>
+        <w:gridCol w:w="3260"/>
       </w:tblGrid>
       <w:tr>
         <w:trPr>
@@ -6533,7 +6551,7 @@
         </w:trPr>
         <w:tc>
           <w:tcPr>
-            <w:tcW w:w="3140" w:type="dxa"/>
+            <w:tcW w:w="2771" w:type="dxa"/>
             <w:tcMar>
               <w:top w:w="100" w:type="dxa"/>
               <w:left w:w="100" w:type="dxa"/>
@@ -6571,24 +6589,13 @@
                 <w:sz w:val="24"/>
                 <w:szCs w:val="24"/>
               </w:rPr>
-              <w:t>Kullanılan Algoritma</w:t>
-            </w:r>
-            <w:r>
-              <w:rPr>
-                <w:rFonts w:ascii="Times New Roman" w:eastAsia="Times New Roman" w:hAnsi="Times New Roman" w:cs="Times New Roman"/>
-                <w:b/>
-                <w:bCs/>
-                <w:color w:val="000000"/>
-                <w:sz w:val="24"/>
-                <w:szCs w:val="24"/>
-              </w:rPr>
-              <w:t xml:space="preserve"> </w:t>
+              <w:t xml:space="preserve">Kullanılan Algoritma </w:t>
             </w:r>
           </w:p>
         </w:tc>
         <w:tc>
           <w:tcPr>
-            <w:tcW w:w="3390" w:type="dxa"/>
+            <w:tcW w:w="1984" w:type="dxa"/>
             <w:tcMar>
               <w:top w:w="100" w:type="dxa"/>
               <w:left w:w="100" w:type="dxa"/>
@@ -6627,7 +6634,92 @@
                 <w:sz w:val="24"/>
                 <w:szCs w:val="24"/>
               </w:rPr>
+              <w:t xml:space="preserve"> </w:t>
+            </w:r>
+            <w:r>
+              <w:rPr>
+                <w:rFonts w:ascii="Times New Roman" w:eastAsia="Times New Roman" w:hAnsi="Times New Roman" w:cs="Times New Roman"/>
+                <w:b/>
+                <w:bCs/>
+                <w:color w:val="000000"/>
+                <w:sz w:val="24"/>
+                <w:szCs w:val="24"/>
+              </w:rPr>
               <w:t xml:space="preserve">Doğruluk Oranı </w:t>
+            </w:r>
+          </w:p>
+        </w:tc>
+        <w:tc>
+          <w:tcPr>
+            <w:tcW w:w="1276" w:type="dxa"/>
+          </w:tcPr>
+          <w:p>
+            <w:pPr>
+              <w:widowControl w:val="0"/>
+              <w:pBdr>
+                <w:top w:val="nil"/>
+                <w:left w:val="nil"/>
+                <w:bottom w:val="nil"/>
+                <w:right w:val="nil"/>
+                <w:between w:val="nil"/>
+              </w:pBdr>
+              <w:spacing w:line="240" w:lineRule="auto"/>
+              <w:rPr>
+                <w:rFonts w:ascii="Times New Roman" w:eastAsia="Times New Roman" w:hAnsi="Times New Roman" w:cs="Times New Roman"/>
+                <w:b/>
+                <w:bCs/>
+                <w:color w:val="000000"/>
+                <w:sz w:val="24"/>
+                <w:szCs w:val="24"/>
+              </w:rPr>
+            </w:pPr>
+            <w:r>
+              <w:rPr>
+                <w:rFonts w:ascii="Times New Roman" w:eastAsia="Times New Roman" w:hAnsi="Times New Roman" w:cs="Times New Roman"/>
+                <w:b/>
+                <w:bCs/>
+                <w:color w:val="000000"/>
+                <w:sz w:val="24"/>
+                <w:szCs w:val="24"/>
+              </w:rPr>
+              <w:t>F-1 Skoru</w:t>
+            </w:r>
+          </w:p>
+        </w:tc>
+        <w:tc>
+          <w:tcPr>
+            <w:tcW w:w="3260" w:type="dxa"/>
+          </w:tcPr>
+          <w:p>
+            <w:pPr>
+              <w:widowControl w:val="0"/>
+              <w:pBdr>
+                <w:top w:val="nil"/>
+                <w:left w:val="nil"/>
+                <w:bottom w:val="nil"/>
+                <w:right w:val="nil"/>
+                <w:between w:val="nil"/>
+              </w:pBdr>
+              <w:spacing w:line="240" w:lineRule="auto"/>
+              <w:rPr>
+                <w:rFonts w:ascii="Times New Roman" w:eastAsia="Times New Roman" w:hAnsi="Times New Roman" w:cs="Times New Roman"/>
+                <w:b/>
+                <w:bCs/>
+                <w:color w:val="000000"/>
+                <w:sz w:val="24"/>
+                <w:szCs w:val="24"/>
+              </w:rPr>
+            </w:pPr>
+            <w:r>
+              <w:rPr>
+                <w:rFonts w:ascii="Times New Roman" w:eastAsia="Times New Roman" w:hAnsi="Times New Roman" w:cs="Times New Roman"/>
+                <w:b/>
+                <w:bCs/>
+                <w:color w:val="000000"/>
+                <w:sz w:val="24"/>
+                <w:szCs w:val="24"/>
+              </w:rPr>
+              <w:t>Soloman ve ekibi tarafından yürütülen çalışmadaki doğruluk oranları</w:t>
             </w:r>
           </w:p>
         </w:tc>
@@ -6638,7 +6730,7 @@
         </w:trPr>
         <w:tc>
           <w:tcPr>
-            <w:tcW w:w="3140" w:type="dxa"/>
+            <w:tcW w:w="2771" w:type="dxa"/>
             <w:tcMar>
               <w:top w:w="100" w:type="dxa"/>
               <w:left w:w="100" w:type="dxa"/>
@@ -6678,7 +6770,7 @@
         </w:tc>
         <w:tc>
           <w:tcPr>
-            <w:tcW w:w="3390" w:type="dxa"/>
+            <w:tcW w:w="1984" w:type="dxa"/>
             <w:tcMar>
               <w:top w:w="100" w:type="dxa"/>
               <w:left w:w="100" w:type="dxa"/>
@@ -6716,6 +6808,74 @@
             </w:r>
           </w:p>
         </w:tc>
+        <w:tc>
+          <w:tcPr>
+            <w:tcW w:w="1276" w:type="dxa"/>
+          </w:tcPr>
+          <w:p>
+            <w:pPr>
+              <w:widowControl w:val="0"/>
+              <w:pBdr>
+                <w:top w:val="nil"/>
+                <w:left w:val="nil"/>
+                <w:bottom w:val="nil"/>
+                <w:right w:val="nil"/>
+                <w:between w:val="nil"/>
+              </w:pBdr>
+              <w:spacing w:line="240" w:lineRule="auto"/>
+              <w:ind w:left="135"/>
+              <w:rPr>
+                <w:rFonts w:ascii="Times New Roman" w:eastAsia="Times New Roman" w:hAnsi="Times New Roman" w:cs="Times New Roman"/>
+                <w:color w:val="000000"/>
+                <w:sz w:val="24"/>
+                <w:szCs w:val="24"/>
+              </w:rPr>
+            </w:pPr>
+            <w:r>
+              <w:rPr>
+                <w:rFonts w:ascii="Times New Roman" w:eastAsia="Times New Roman" w:hAnsi="Times New Roman" w:cs="Times New Roman"/>
+                <w:color w:val="000000"/>
+                <w:sz w:val="24"/>
+                <w:szCs w:val="24"/>
+              </w:rPr>
+              <w:t>0.95</w:t>
+            </w:r>
+          </w:p>
+        </w:tc>
+        <w:tc>
+          <w:tcPr>
+            <w:tcW w:w="3260" w:type="dxa"/>
+          </w:tcPr>
+          <w:p>
+            <w:pPr>
+              <w:widowControl w:val="0"/>
+              <w:pBdr>
+                <w:top w:val="nil"/>
+                <w:left w:val="nil"/>
+                <w:bottom w:val="nil"/>
+                <w:right w:val="nil"/>
+                <w:between w:val="nil"/>
+              </w:pBdr>
+              <w:spacing w:line="240" w:lineRule="auto"/>
+              <w:ind w:left="135"/>
+              <w:rPr>
+                <w:rFonts w:ascii="Times New Roman" w:eastAsia="Times New Roman" w:hAnsi="Times New Roman" w:cs="Times New Roman"/>
+                <w:color w:val="000000"/>
+                <w:sz w:val="24"/>
+                <w:szCs w:val="24"/>
+              </w:rPr>
+            </w:pPr>
+            <w:r>
+              <w:rPr>
+                <w:rFonts w:ascii="Times New Roman" w:eastAsia="Times New Roman" w:hAnsi="Times New Roman" w:cs="Times New Roman"/>
+                <w:color w:val="000000"/>
+                <w:sz w:val="24"/>
+                <w:szCs w:val="24"/>
+              </w:rPr>
+              <w:t>0.9195</w:t>
+            </w:r>
+          </w:p>
+        </w:tc>
       </w:tr>
       <w:tr>
         <w:trPr>
@@ -6723,7 +6883,7 @@
         </w:trPr>
         <w:tc>
           <w:tcPr>
-            <w:tcW w:w="3140" w:type="dxa"/>
+            <w:tcW w:w="2771" w:type="dxa"/>
             <w:tcMar>
               <w:top w:w="100" w:type="dxa"/>
               <w:left w:w="100" w:type="dxa"/>
@@ -6763,7 +6923,7 @@
         </w:tc>
         <w:tc>
           <w:tcPr>
-            <w:tcW w:w="3390" w:type="dxa"/>
+            <w:tcW w:w="1984" w:type="dxa"/>
             <w:tcMar>
               <w:top w:w="100" w:type="dxa"/>
               <w:left w:w="100" w:type="dxa"/>
@@ -6814,6 +6974,83 @@
             </w:r>
           </w:p>
         </w:tc>
+        <w:tc>
+          <w:tcPr>
+            <w:tcW w:w="1276" w:type="dxa"/>
+          </w:tcPr>
+          <w:p>
+            <w:pPr>
+              <w:widowControl w:val="0"/>
+              <w:pBdr>
+                <w:top w:val="nil"/>
+                <w:left w:val="nil"/>
+                <w:bottom w:val="nil"/>
+                <w:right w:val="nil"/>
+                <w:between w:val="nil"/>
+              </w:pBdr>
+              <w:spacing w:line="240" w:lineRule="auto"/>
+              <w:ind w:left="135"/>
+              <w:rPr>
+                <w:rFonts w:ascii="Times New Roman" w:eastAsia="Times New Roman" w:hAnsi="Times New Roman" w:cs="Times New Roman"/>
+                <w:color w:val="000000"/>
+                <w:sz w:val="24"/>
+                <w:szCs w:val="24"/>
+              </w:rPr>
+            </w:pPr>
+            <w:r>
+              <w:rPr>
+                <w:rFonts w:ascii="Times New Roman" w:eastAsia="Times New Roman" w:hAnsi="Times New Roman" w:cs="Times New Roman"/>
+                <w:color w:val="000000"/>
+                <w:sz w:val="24"/>
+                <w:szCs w:val="24"/>
+              </w:rPr>
+              <w:t>0.92</w:t>
+            </w:r>
+          </w:p>
+        </w:tc>
+        <w:tc>
+          <w:tcPr>
+            <w:tcW w:w="3260" w:type="dxa"/>
+          </w:tcPr>
+          <w:p>
+            <w:pPr>
+              <w:widowControl w:val="0"/>
+              <w:pBdr>
+                <w:top w:val="nil"/>
+                <w:left w:val="nil"/>
+                <w:bottom w:val="nil"/>
+                <w:right w:val="nil"/>
+                <w:between w:val="nil"/>
+              </w:pBdr>
+              <w:spacing w:line="240" w:lineRule="auto"/>
+              <w:ind w:left="135"/>
+              <w:rPr>
+                <w:rFonts w:ascii="Times New Roman" w:eastAsia="Times New Roman" w:hAnsi="Times New Roman" w:cs="Times New Roman"/>
+                <w:color w:val="000000"/>
+                <w:sz w:val="24"/>
+                <w:szCs w:val="24"/>
+              </w:rPr>
+            </w:pPr>
+            <w:r>
+              <w:rPr>
+                <w:rFonts w:ascii="Times New Roman" w:eastAsia="Times New Roman" w:hAnsi="Times New Roman" w:cs="Times New Roman"/>
+                <w:color w:val="000000"/>
+                <w:sz w:val="24"/>
+                <w:szCs w:val="24"/>
+              </w:rPr>
+              <w:t>0.</w:t>
+            </w:r>
+            <w:r>
+              <w:rPr>
+                <w:rFonts w:ascii="Times New Roman" w:eastAsia="Times New Roman" w:hAnsi="Times New Roman" w:cs="Times New Roman"/>
+                <w:color w:val="000000"/>
+                <w:sz w:val="24"/>
+                <w:szCs w:val="24"/>
+              </w:rPr>
+              <w:t>9495</w:t>
+            </w:r>
+          </w:p>
+        </w:tc>
       </w:tr>
       <w:tr>
         <w:trPr>
@@ -6821,7 +7058,7 @@
         </w:trPr>
         <w:tc>
           <w:tcPr>
-            <w:tcW w:w="3140" w:type="dxa"/>
+            <w:tcW w:w="2771" w:type="dxa"/>
             <w:tcMar>
               <w:top w:w="100" w:type="dxa"/>
               <w:left w:w="100" w:type="dxa"/>
@@ -6861,7 +7098,7 @@
         </w:tc>
         <w:tc>
           <w:tcPr>
-            <w:tcW w:w="3390" w:type="dxa"/>
+            <w:tcW w:w="1984" w:type="dxa"/>
             <w:tcMar>
               <w:top w:w="100" w:type="dxa"/>
               <w:left w:w="100" w:type="dxa"/>
@@ -6899,6 +7136,74 @@
             </w:r>
           </w:p>
         </w:tc>
+        <w:tc>
+          <w:tcPr>
+            <w:tcW w:w="1276" w:type="dxa"/>
+          </w:tcPr>
+          <w:p>
+            <w:pPr>
+              <w:widowControl w:val="0"/>
+              <w:pBdr>
+                <w:top w:val="nil"/>
+                <w:left w:val="nil"/>
+                <w:bottom w:val="nil"/>
+                <w:right w:val="nil"/>
+                <w:between w:val="nil"/>
+              </w:pBdr>
+              <w:spacing w:line="240" w:lineRule="auto"/>
+              <w:ind w:left="135"/>
+              <w:rPr>
+                <w:rFonts w:ascii="Times New Roman" w:eastAsia="Times New Roman" w:hAnsi="Times New Roman" w:cs="Times New Roman"/>
+                <w:color w:val="000000"/>
+                <w:sz w:val="24"/>
+                <w:szCs w:val="24"/>
+              </w:rPr>
+            </w:pPr>
+            <w:r>
+              <w:rPr>
+                <w:rFonts w:ascii="Times New Roman" w:eastAsia="Times New Roman" w:hAnsi="Times New Roman" w:cs="Times New Roman"/>
+                <w:color w:val="000000"/>
+                <w:sz w:val="24"/>
+                <w:szCs w:val="24"/>
+              </w:rPr>
+              <w:t>0.82</w:t>
+            </w:r>
+          </w:p>
+        </w:tc>
+        <w:tc>
+          <w:tcPr>
+            <w:tcW w:w="3260" w:type="dxa"/>
+          </w:tcPr>
+          <w:p>
+            <w:pPr>
+              <w:widowControl w:val="0"/>
+              <w:pBdr>
+                <w:top w:val="nil"/>
+                <w:left w:val="nil"/>
+                <w:bottom w:val="nil"/>
+                <w:right w:val="nil"/>
+                <w:between w:val="nil"/>
+              </w:pBdr>
+              <w:spacing w:line="240" w:lineRule="auto"/>
+              <w:ind w:left="135"/>
+              <w:rPr>
+                <w:rFonts w:ascii="Times New Roman" w:eastAsia="Times New Roman" w:hAnsi="Times New Roman" w:cs="Times New Roman"/>
+                <w:color w:val="000000"/>
+                <w:sz w:val="24"/>
+                <w:szCs w:val="24"/>
+              </w:rPr>
+            </w:pPr>
+            <w:r>
+              <w:rPr>
+                <w:rFonts w:ascii="Times New Roman" w:eastAsia="Times New Roman" w:hAnsi="Times New Roman" w:cs="Times New Roman"/>
+                <w:color w:val="000000"/>
+                <w:sz w:val="24"/>
+                <w:szCs w:val="24"/>
+              </w:rPr>
+              <w:t>0.7823</w:t>
+            </w:r>
+          </w:p>
+        </w:tc>
       </w:tr>
       <w:tr>
         <w:trPr>
@@ -6906,7 +7211,7 @@
         </w:trPr>
         <w:tc>
           <w:tcPr>
-            <w:tcW w:w="3140" w:type="dxa"/>
+            <w:tcW w:w="2771" w:type="dxa"/>
             <w:tcMar>
               <w:top w:w="100" w:type="dxa"/>
               <w:left w:w="100" w:type="dxa"/>
@@ -6940,22 +7245,13 @@
                 <w:sz w:val="24"/>
                 <w:szCs w:val="24"/>
               </w:rPr>
-              <w:t>Lojistik</w:t>
-            </w:r>
-            <w:r>
-              <w:rPr>
-                <w:rFonts w:ascii="Times New Roman" w:eastAsia="Times New Roman" w:hAnsi="Times New Roman" w:cs="Times New Roman"/>
-                <w:color w:val="000000"/>
-                <w:sz w:val="24"/>
-                <w:szCs w:val="24"/>
-              </w:rPr>
-              <w:t xml:space="preserve"> Regresyon </w:t>
+              <w:t xml:space="preserve">Lojistik Regresyon </w:t>
             </w:r>
           </w:p>
         </w:tc>
         <w:tc>
           <w:tcPr>
-            <w:tcW w:w="3390" w:type="dxa"/>
+            <w:tcW w:w="1984" w:type="dxa"/>
             <w:tcMar>
               <w:top w:w="100" w:type="dxa"/>
               <w:left w:w="100" w:type="dxa"/>
@@ -6993,6 +7289,74 @@
             </w:r>
           </w:p>
         </w:tc>
+        <w:tc>
+          <w:tcPr>
+            <w:tcW w:w="1276" w:type="dxa"/>
+          </w:tcPr>
+          <w:p>
+            <w:pPr>
+              <w:widowControl w:val="0"/>
+              <w:pBdr>
+                <w:top w:val="nil"/>
+                <w:left w:val="nil"/>
+                <w:bottom w:val="nil"/>
+                <w:right w:val="nil"/>
+                <w:between w:val="nil"/>
+              </w:pBdr>
+              <w:spacing w:line="240" w:lineRule="auto"/>
+              <w:ind w:left="135"/>
+              <w:rPr>
+                <w:rFonts w:ascii="Times New Roman" w:eastAsia="Times New Roman" w:hAnsi="Times New Roman" w:cs="Times New Roman"/>
+                <w:color w:val="000000"/>
+                <w:sz w:val="24"/>
+                <w:szCs w:val="24"/>
+              </w:rPr>
+            </w:pPr>
+            <w:r>
+              <w:rPr>
+                <w:rFonts w:ascii="Times New Roman" w:eastAsia="Times New Roman" w:hAnsi="Times New Roman" w:cs="Times New Roman"/>
+                <w:color w:val="000000"/>
+                <w:sz w:val="24"/>
+                <w:szCs w:val="24"/>
+              </w:rPr>
+              <w:t>0.87</w:t>
+            </w:r>
+          </w:p>
+        </w:tc>
+        <w:tc>
+          <w:tcPr>
+            <w:tcW w:w="3260" w:type="dxa"/>
+          </w:tcPr>
+          <w:p>
+            <w:pPr>
+              <w:widowControl w:val="0"/>
+              <w:pBdr>
+                <w:top w:val="nil"/>
+                <w:left w:val="nil"/>
+                <w:bottom w:val="nil"/>
+                <w:right w:val="nil"/>
+                <w:between w:val="nil"/>
+              </w:pBdr>
+              <w:spacing w:line="240" w:lineRule="auto"/>
+              <w:ind w:left="135"/>
+              <w:rPr>
+                <w:rFonts w:ascii="Times New Roman" w:eastAsia="Times New Roman" w:hAnsi="Times New Roman" w:cs="Times New Roman"/>
+                <w:color w:val="000000"/>
+                <w:sz w:val="24"/>
+                <w:szCs w:val="24"/>
+              </w:rPr>
+            </w:pPr>
+            <w:r>
+              <w:rPr>
+                <w:rFonts w:ascii="Times New Roman" w:eastAsia="Times New Roman" w:hAnsi="Times New Roman" w:cs="Times New Roman"/>
+                <w:color w:val="000000"/>
+                <w:sz w:val="24"/>
+                <w:szCs w:val="24"/>
+              </w:rPr>
+              <w:t>0.8691</w:t>
+            </w:r>
+          </w:p>
+        </w:tc>
       </w:tr>
       <w:tr>
         <w:trPr>
@@ -7000,7 +7364,7 @@
         </w:trPr>
         <w:tc>
           <w:tcPr>
-            <w:tcW w:w="3140" w:type="dxa"/>
+            <w:tcW w:w="2771" w:type="dxa"/>
             <w:tcMar>
               <w:top w:w="100" w:type="dxa"/>
               <w:left w:w="100" w:type="dxa"/>
@@ -7034,22 +7398,13 @@
                 <w:sz w:val="24"/>
                 <w:szCs w:val="24"/>
               </w:rPr>
-              <w:t>Naive Bayes</w:t>
-            </w:r>
-            <w:r>
-              <w:rPr>
-                <w:rFonts w:ascii="Times New Roman" w:eastAsia="Times New Roman" w:hAnsi="Times New Roman" w:cs="Times New Roman"/>
-                <w:color w:val="000000"/>
-                <w:sz w:val="24"/>
-                <w:szCs w:val="24"/>
-              </w:rPr>
-              <w:t xml:space="preserve"> </w:t>
+              <w:t xml:space="preserve">Naive Bayes </w:t>
             </w:r>
           </w:p>
         </w:tc>
         <w:tc>
           <w:tcPr>
-            <w:tcW w:w="3390" w:type="dxa"/>
+            <w:tcW w:w="1984" w:type="dxa"/>
             <w:tcMar>
               <w:top w:w="100" w:type="dxa"/>
               <w:left w:w="100" w:type="dxa"/>
@@ -7087,6 +7442,74 @@
             </w:r>
           </w:p>
         </w:tc>
+        <w:tc>
+          <w:tcPr>
+            <w:tcW w:w="1276" w:type="dxa"/>
+          </w:tcPr>
+          <w:p>
+            <w:pPr>
+              <w:widowControl w:val="0"/>
+              <w:pBdr>
+                <w:top w:val="nil"/>
+                <w:left w:val="nil"/>
+                <w:bottom w:val="nil"/>
+                <w:right w:val="nil"/>
+                <w:between w:val="nil"/>
+              </w:pBdr>
+              <w:spacing w:line="240" w:lineRule="auto"/>
+              <w:ind w:left="135"/>
+              <w:rPr>
+                <w:rFonts w:ascii="Times New Roman" w:eastAsia="Times New Roman" w:hAnsi="Times New Roman" w:cs="Times New Roman"/>
+                <w:color w:val="000000"/>
+                <w:sz w:val="24"/>
+                <w:szCs w:val="24"/>
+              </w:rPr>
+            </w:pPr>
+            <w:r>
+              <w:rPr>
+                <w:rFonts w:ascii="Times New Roman" w:eastAsia="Times New Roman" w:hAnsi="Times New Roman" w:cs="Times New Roman"/>
+                <w:color w:val="000000"/>
+                <w:sz w:val="24"/>
+                <w:szCs w:val="24"/>
+              </w:rPr>
+              <w:t>0.60</w:t>
+            </w:r>
+          </w:p>
+        </w:tc>
+        <w:tc>
+          <w:tcPr>
+            <w:tcW w:w="3260" w:type="dxa"/>
+          </w:tcPr>
+          <w:p>
+            <w:pPr>
+              <w:widowControl w:val="0"/>
+              <w:pBdr>
+                <w:top w:val="nil"/>
+                <w:left w:val="nil"/>
+                <w:bottom w:val="nil"/>
+                <w:right w:val="nil"/>
+                <w:between w:val="nil"/>
+              </w:pBdr>
+              <w:spacing w:line="240" w:lineRule="auto"/>
+              <w:ind w:left="135"/>
+              <w:rPr>
+                <w:rFonts w:ascii="Times New Roman" w:eastAsia="Times New Roman" w:hAnsi="Times New Roman" w:cs="Times New Roman"/>
+                <w:color w:val="000000"/>
+                <w:sz w:val="24"/>
+                <w:szCs w:val="24"/>
+              </w:rPr>
+            </w:pPr>
+            <w:r>
+              <w:rPr>
+                <w:rFonts w:ascii="Times New Roman" w:eastAsia="Times New Roman" w:hAnsi="Times New Roman" w:cs="Times New Roman"/>
+                <w:color w:val="000000"/>
+                <w:sz w:val="24"/>
+                <w:szCs w:val="24"/>
+              </w:rPr>
+              <w:t>0.8817</w:t>
+            </w:r>
+          </w:p>
+        </w:tc>
       </w:tr>
       <w:tr>
         <w:trPr>
@@ -7094,7 +7517,7 @@
         </w:trPr>
         <w:tc>
           <w:tcPr>
-            <w:tcW w:w="3140" w:type="dxa"/>
+            <w:tcW w:w="2771" w:type="dxa"/>
             <w:tcMar>
               <w:top w:w="100" w:type="dxa"/>
               <w:left w:w="100" w:type="dxa"/>
@@ -7134,7 +7557,7 @@
         </w:tc>
         <w:tc>
           <w:tcPr>
-            <w:tcW w:w="3390" w:type="dxa"/>
+            <w:tcW w:w="1984" w:type="dxa"/>
             <w:tcMar>
               <w:top w:w="100" w:type="dxa"/>
               <w:left w:w="100" w:type="dxa"/>
@@ -7163,6 +7586,56 @@
             </w:r>
           </w:p>
         </w:tc>
+        <w:tc>
+          <w:tcPr>
+            <w:tcW w:w="1276" w:type="dxa"/>
+          </w:tcPr>
+          <w:p>
+            <w:pPr>
+              <w:widowControl w:val="0"/>
+              <w:spacing w:line="240" w:lineRule="auto"/>
+              <w:ind w:left="135"/>
+              <w:rPr>
+                <w:rFonts w:ascii="Times New Roman" w:eastAsia="Times New Roman" w:hAnsi="Times New Roman" w:cs="Times New Roman"/>
+                <w:sz w:val="24"/>
+                <w:szCs w:val="24"/>
+              </w:rPr>
+            </w:pPr>
+            <w:r>
+              <w:rPr>
+                <w:rFonts w:ascii="Times New Roman" w:eastAsia="Times New Roman" w:hAnsi="Times New Roman" w:cs="Times New Roman"/>
+                <w:sz w:val="24"/>
+                <w:szCs w:val="24"/>
+              </w:rPr>
+              <w:t>0.94</w:t>
+            </w:r>
+          </w:p>
+        </w:tc>
+        <w:tc>
+          <w:tcPr>
+            <w:tcW w:w="3260" w:type="dxa"/>
+          </w:tcPr>
+          <w:p>
+            <w:pPr>
+              <w:widowControl w:val="0"/>
+              <w:spacing w:line="240" w:lineRule="auto"/>
+              <w:ind w:left="135"/>
+              <w:rPr>
+                <w:rFonts w:ascii="Times New Roman" w:eastAsia="Times New Roman" w:hAnsi="Times New Roman" w:cs="Times New Roman"/>
+                <w:sz w:val="24"/>
+                <w:szCs w:val="24"/>
+              </w:rPr>
+            </w:pPr>
+            <w:r>
+              <w:rPr>
+                <w:rFonts w:ascii="Times New Roman" w:eastAsia="Times New Roman" w:hAnsi="Times New Roman" w:cs="Times New Roman"/>
+                <w:sz w:val="24"/>
+                <w:szCs w:val="24"/>
+              </w:rPr>
+              <w:t>0.9338</w:t>
+            </w:r>
+          </w:p>
+        </w:tc>
       </w:tr>
       <w:tr>
         <w:trPr>
@@ -7170,7 +7643,7 @@
         </w:trPr>
         <w:tc>
           <w:tcPr>
-            <w:tcW w:w="3140" w:type="dxa"/>
+            <w:tcW w:w="2771" w:type="dxa"/>
             <w:tcMar>
               <w:top w:w="100" w:type="dxa"/>
               <w:left w:w="100" w:type="dxa"/>
@@ -7208,7 +7681,7 @@
         </w:tc>
         <w:tc>
           <w:tcPr>
-            <w:tcW w:w="3390" w:type="dxa"/>
+            <w:tcW w:w="1984" w:type="dxa"/>
             <w:tcMar>
               <w:top w:w="100" w:type="dxa"/>
               <w:left w:w="100" w:type="dxa"/>
@@ -7234,6 +7707,56 @@
                 <w:szCs w:val="24"/>
               </w:rPr>
               <w:t>0,8700</w:t>
+            </w:r>
+          </w:p>
+        </w:tc>
+        <w:tc>
+          <w:tcPr>
+            <w:tcW w:w="1276" w:type="dxa"/>
+          </w:tcPr>
+          <w:p>
+            <w:pPr>
+              <w:widowControl w:val="0"/>
+              <w:spacing w:line="240" w:lineRule="auto"/>
+              <w:ind w:left="135"/>
+              <w:rPr>
+                <w:rFonts w:ascii="Times New Roman" w:eastAsia="Times New Roman" w:hAnsi="Times New Roman" w:cs="Times New Roman"/>
+                <w:sz w:val="24"/>
+                <w:szCs w:val="24"/>
+              </w:rPr>
+            </w:pPr>
+            <w:r>
+              <w:rPr>
+                <w:rFonts w:ascii="Times New Roman" w:eastAsia="Times New Roman" w:hAnsi="Times New Roman" w:cs="Times New Roman"/>
+                <w:sz w:val="24"/>
+                <w:szCs w:val="24"/>
+              </w:rPr>
+              <w:t>0.87</w:t>
+            </w:r>
+          </w:p>
+        </w:tc>
+        <w:tc>
+          <w:tcPr>
+            <w:tcW w:w="3260" w:type="dxa"/>
+          </w:tcPr>
+          <w:p>
+            <w:pPr>
+              <w:widowControl w:val="0"/>
+              <w:spacing w:line="240" w:lineRule="auto"/>
+              <w:ind w:left="135"/>
+              <w:rPr>
+                <w:rFonts w:ascii="Times New Roman" w:eastAsia="Times New Roman" w:hAnsi="Times New Roman" w:cs="Times New Roman"/>
+                <w:sz w:val="24"/>
+                <w:szCs w:val="24"/>
+              </w:rPr>
+            </w:pPr>
+            <w:r>
+              <w:rPr>
+                <w:rFonts w:ascii="Times New Roman" w:eastAsia="Times New Roman" w:hAnsi="Times New Roman" w:cs="Times New Roman"/>
+                <w:sz w:val="24"/>
+                <w:szCs w:val="24"/>
+              </w:rPr>
+              <w:t>0.8675</w:t>
             </w:r>
           </w:p>
         </w:tc>
@@ -7305,7 +7828,6 @@
           <w:sz w:val="24"/>
           <w:szCs w:val="24"/>
         </w:rPr>
-        <w:lastRenderedPageBreak/>
         <w:t>Sonuç ve Öneriler</w:t>
       </w:r>
     </w:p>
@@ -7408,7 +7930,7 @@
         <w:rPr>
           <w:rFonts w:ascii="Times New Roman" w:hAnsi="Times New Roman" w:cs="Times New Roman"/>
         </w:rPr>
-        <w:t xml:space="preserve"> toplanan verilerden oluşmaktadır. Farklı ülke ve kültürlerden elde edilen verilerle modelin farklı popülasyonlardaki başarısı test edilebilir. Bunun yanı sıra bu çalışmada ele alınmayan XGBoost gibi farklı algoritmaların denenmesi sonuçların karşılaştırmalı olarak değerlendirilmesine katkı sağlayabilir. Son olarak modelin sadece doğruluk oranına bakarak değerlendirmek yerine F-1 skor veya AUC gibi ek metriklere bakılarak değerlendirmek daha kapsamlı bir analiz sunacaktır.</w:t>
+        <w:t xml:space="preserve"> toplanan verilerden oluşmaktadır. Farklı ülke ve kültürlerden elde edilen verilerle modelin farklı popülasyonlardaki başarısı test edilebilir. Bunun yanı sıra bu çalışmada ele alınmayan XGBoost gibi farklı algoritmaların denenmesi sonuçların karşılaştırmalı olarak değerlendirilmesine katkı sağlayabilir.</w:t>
       </w:r>
     </w:p>
     <w:p>
@@ -11351,7 +11873,6 @@
   <w:style w:type="character" w:default="1" w:styleId="VarsaylanParagrafYazTipi">
     <w:name w:val="Default Paragraph Font"/>
     <w:uiPriority w:val="1"/>
-    <w:semiHidden/>
     <w:unhideWhenUsed/>
   </w:style>
   <w:style w:type="table" w:default="1" w:styleId="NormalTablo">
@@ -11578,6 +12099,18 @@
     <w:pPr>
       <w:spacing w:line="240" w:lineRule="auto"/>
     </w:pPr>
+  </w:style>
+  <w:style w:type="character" w:styleId="zlenenKpr">
+    <w:name w:val="FollowedHyperlink"/>
+    <w:basedOn w:val="VarsaylanParagrafYazTipi"/>
+    <w:uiPriority w:val="99"/>
+    <w:semiHidden/>
+    <w:unhideWhenUsed/>
+    <w:rsid w:val="006A1B6E"/>
+    <w:rPr>
+      <w:color w:val="800080" w:themeColor="followedHyperlink"/>
+      <w:u w:val="single"/>
+    </w:rPr>
   </w:style>
 </w:styles>
 </file>

--- a/Veri Bilimi Proje Raporu.docx
+++ b/Veri Bilimi Proje Raporu.docx
@@ -119,6 +119,7 @@
       <w:r>
         <w:rPr>
           <w:rFonts w:ascii="Times New Roman" w:hAnsi="Times New Roman" w:cs="Times New Roman"/>
+          <w:noProof/>
         </w:rPr>
         <w:drawing>
           <wp:inline distT="0" distB="0" distL="0" distR="0" wp14:anchorId="310903DE" wp14:editId="41E61651">
@@ -637,6 +638,56 @@
           <w:b/>
           <w:bCs/>
           <w:color w:val="000000"/>
+          <w:sz w:val="26"/>
+          <w:szCs w:val="26"/>
+        </w:rPr>
+      </w:pPr>
+    </w:p>
+    <w:p>
+      <w:pPr>
+        <w:spacing w:after="160" w:line="256" w:lineRule="auto"/>
+        <w:jc w:val="center"/>
+        <w:rPr>
+          <w:rFonts w:ascii="Times New Roman" w:eastAsia="Times New Roman" w:hAnsi="Times New Roman" w:cs="Times New Roman"/>
+          <w:b/>
+          <w:bCs/>
+          <w:color w:val="000000"/>
+          <w:sz w:val="26"/>
+          <w:szCs w:val="26"/>
+        </w:rPr>
+      </w:pPr>
+      <w:r>
+        <w:rPr>
+          <w:rFonts w:ascii="Times New Roman" w:eastAsia="Times New Roman" w:hAnsi="Times New Roman" w:cs="Times New Roman"/>
+          <w:b/>
+          <w:bCs/>
+          <w:color w:val="000000"/>
+          <w:sz w:val="26"/>
+          <w:szCs w:val="26"/>
+        </w:rPr>
+        <w:t xml:space="preserve">Github: </w:t>
+      </w:r>
+      <w:r>
+        <w:rPr>
+          <w:rFonts w:ascii="Times New Roman" w:eastAsia="Times New Roman" w:hAnsi="Times New Roman" w:cs="Times New Roman"/>
+          <w:b/>
+          <w:bCs/>
+          <w:color w:val="000000"/>
+          <w:sz w:val="26"/>
+          <w:szCs w:val="26"/>
+        </w:rPr>
+        <w:t>https://github.com/Mali03/Obesity-Classification</w:t>
+      </w:r>
+    </w:p>
+    <w:p>
+      <w:pPr>
+        <w:spacing w:after="160" w:line="256" w:lineRule="auto"/>
+        <w:jc w:val="center"/>
+        <w:rPr>
+          <w:rFonts w:ascii="Times New Roman" w:eastAsia="Times New Roman" w:hAnsi="Times New Roman" w:cs="Times New Roman"/>
+          <w:b/>
+          <w:bCs/>
+          <w:color w:val="000000"/>
           <w:sz w:val="28"/>
           <w:szCs w:val="28"/>
         </w:rPr>
@@ -712,7 +763,6 @@
           <w:sz w:val="24"/>
           <w:szCs w:val="24"/>
         </w:rPr>
-        <w:lastRenderedPageBreak/>
         <w:t xml:space="preserve">ÖZET </w:t>
       </w:r>
     </w:p>
@@ -1298,6 +1348,7 @@
           <w:sz w:val="24"/>
           <w:szCs w:val="24"/>
         </w:rPr>
+        <w:lastRenderedPageBreak/>
         <w:t xml:space="preserve">yaygınlaşmakla beraber obezite riskinin erken tespitine yönelik çalışmalar giderek artmaktadır. Bu yöntemler insanların </w:t>
       </w:r>
       <w:r>
@@ -1316,17 +1367,7 @@
           <w:sz w:val="24"/>
           <w:szCs w:val="24"/>
         </w:rPr>
-        <w:t xml:space="preserve"> alışkanlıklarını, fiziksel aktivite sıklığı gibi birçok değişkeni </w:t>
-      </w:r>
-      <w:r>
-        <w:rPr>
-          <w:rFonts w:ascii="Times New Roman" w:eastAsia="Times New Roman" w:hAnsi="Times New Roman" w:cs="Times New Roman"/>
-          <w:color w:val="000000"/>
-          <w:sz w:val="24"/>
-          <w:szCs w:val="24"/>
-        </w:rPr>
-        <w:lastRenderedPageBreak/>
-        <w:t>aynı anda işleyerek sınıflandırma yapabilmektedir.</w:t>
+        <w:t xml:space="preserve"> alışkanlıklarını, fiziksel aktivite sıklığı gibi birçok değişkeni aynı anda işleyerek sınıflandırma yapabilmektedir.</w:t>
       </w:r>
     </w:p>
     <w:p>
@@ -1800,6 +1841,7 @@
       <w:r>
         <w:rPr>
           <w:rFonts w:ascii="Times New Roman" w:hAnsi="Times New Roman" w:cs="Times New Roman"/>
+          <w:noProof/>
         </w:rPr>
         <w:drawing>
           <wp:inline distT="0" distB="0" distL="0" distR="0" wp14:anchorId="0C31D0AA" wp14:editId="4902D28A">
@@ -1990,6 +2032,7 @@
           <w:sz w:val="24"/>
           <w:szCs w:val="24"/>
         </w:rPr>
+        <w:lastRenderedPageBreak/>
         <w:t>Veri setindeki değişkenler aşağıdaki tabloda özetlenmiştir:</w:t>
       </w:r>
     </w:p>
@@ -2032,7 +2075,6 @@
                 <w:sz w:val="24"/>
                 <w:szCs w:val="24"/>
               </w:rPr>
-              <w:lastRenderedPageBreak/>
               <w:t>Öznitelik Adı</w:t>
             </w:r>
           </w:p>
@@ -3413,25 +3455,7 @@
                 <w:sz w:val="24"/>
                 <w:szCs w:val="24"/>
               </w:rPr>
-              <w:t>0</w:t>
-            </w:r>
-            <w:r>
-              <w:rPr>
-                <w:rFonts w:ascii="Times New Roman" w:eastAsia="Times New Roman" w:hAnsi="Times New Roman" w:cs="Times New Roman"/>
-                <w:color w:val="000000"/>
-                <w:sz w:val="24"/>
-                <w:szCs w:val="24"/>
-              </w:rPr>
-              <w:t>–</w:t>
-            </w:r>
-            <w:r>
-              <w:rPr>
-                <w:rFonts w:ascii="Times New Roman" w:eastAsia="Times New Roman" w:hAnsi="Times New Roman" w:cs="Times New Roman"/>
-                <w:color w:val="000000"/>
-                <w:sz w:val="24"/>
-                <w:szCs w:val="24"/>
-              </w:rPr>
-              <w:t>3</w:t>
+              <w:t>0–3</w:t>
             </w:r>
             <w:r>
               <w:rPr>
@@ -3890,6 +3914,7 @@
                 <w:sz w:val="24"/>
                 <w:szCs w:val="24"/>
               </w:rPr>
+              <w:lastRenderedPageBreak/>
               <w:t>Obesity_Type_III</w:t>
             </w:r>
             <w:proofErr w:type="spellEnd"/>
@@ -3946,7 +3971,6 @@
                 <w:sz w:val="24"/>
                 <w:szCs w:val="24"/>
               </w:rPr>
-              <w:lastRenderedPageBreak/>
               <w:t>Obesity_Type_II</w:t>
             </w:r>
             <w:proofErr w:type="spellEnd"/>
@@ -4934,6 +4958,7 @@
           <w:sz w:val="24"/>
           <w:szCs w:val="24"/>
         </w:rPr>
+        <w:lastRenderedPageBreak/>
         <w:t xml:space="preserve">       </w:t>
       </w:r>
       <w:r>
@@ -4954,17 +4979,7 @@
           <w:sz w:val="24"/>
           <w:szCs w:val="24"/>
         </w:rPr>
-        <w:t xml:space="preserve">birden fazla katmandan oluşan ileri beslemeli bir sinir ağı modelidir. Bu </w:t>
-      </w:r>
-      <w:r>
-        <w:rPr>
-          <w:rFonts w:ascii="Times New Roman" w:eastAsia="Times New Roman" w:hAnsi="Times New Roman" w:cs="Times New Roman"/>
-          <w:color w:val="000000"/>
-          <w:sz w:val="24"/>
-          <w:szCs w:val="24"/>
-        </w:rPr>
-        <w:lastRenderedPageBreak/>
-        <w:t xml:space="preserve">çalışmada sırasıyla 128, 64 ve 32 nörondan oluşan 3 gizli katman kullanılmış, aktivasyon fonksiyonu olarak </w:t>
+        <w:t xml:space="preserve">birden fazla katmandan oluşan ileri beslemeli bir sinir ağı modelidir. Bu çalışmada sırasıyla 128, 64 ve 32 nörondan oluşan 3 gizli katman kullanılmış, aktivasyon fonksiyonu olarak </w:t>
       </w:r>
       <w:proofErr w:type="spellStart"/>
       <w:r>
@@ -5806,6 +5821,7 @@
           <w:sz w:val="24"/>
           <w:szCs w:val="24"/>
         </w:rPr>
+        <w:lastRenderedPageBreak/>
         <w:t>ulaşmıştır</w:t>
       </w:r>
       <w:r>
@@ -5833,17 +5849,7 @@
           <w:sz w:val="24"/>
           <w:szCs w:val="24"/>
         </w:rPr>
-        <w:t xml:space="preserve"> tüketimi obezite </w:t>
-      </w:r>
-      <w:r>
-        <w:rPr>
-          <w:rFonts w:ascii="Times New Roman" w:eastAsia="Times New Roman" w:hAnsi="Times New Roman" w:cs="Times New Roman"/>
-          <w:color w:val="000000"/>
-          <w:sz w:val="24"/>
-          <w:szCs w:val="24"/>
-        </w:rPr>
-        <w:lastRenderedPageBreak/>
-        <w:t xml:space="preserve">seviyesini </w:t>
+        <w:t xml:space="preserve"> tüketimi obezite seviyesini </w:t>
       </w:r>
       <w:r>
         <w:rPr>
@@ -6174,6 +6180,7 @@
       <w:r>
         <w:rPr>
           <w:rFonts w:ascii="Times New Roman" w:hAnsi="Times New Roman" w:cs="Times New Roman"/>
+          <w:noProof/>
           <w:sz w:val="24"/>
           <w:szCs w:val="24"/>
         </w:rPr>
@@ -6234,6 +6241,7 @@
       <w:r>
         <w:rPr>
           <w:rFonts w:ascii="Times New Roman" w:hAnsi="Times New Roman" w:cs="Times New Roman"/>
+          <w:noProof/>
           <w:sz w:val="24"/>
           <w:szCs w:val="24"/>
         </w:rPr>
@@ -6294,6 +6302,7 @@
           <w:sz w:val="24"/>
           <w:szCs w:val="24"/>
         </w:rPr>
+        <w:lastRenderedPageBreak/>
         <w:t xml:space="preserve">        </w:t>
       </w:r>
     </w:p>
@@ -6312,7 +6321,6 @@
           <w:sz w:val="24"/>
           <w:szCs w:val="24"/>
         </w:rPr>
-        <w:lastRenderedPageBreak/>
         <w:t>Rastgele Orman yönteminin en yüksek doğruluk oranını elde etmesinin temel sebebi çok ağacı bir araya getirerek Aşırı Öğrenme problemini engellemesi ve tek bir modele bağımlı kalmadan hataları dağıtarak gürültülü verilere karşı dayanıklılık gösterebilmesidir. Naive Bayes yönteminin düşük performans sergilemesi de özellikler arasında ilişki bağımsızlığını varsaymasından kaynaklanıyor olabilir. Oysa obezite düzeyini belirlemekte kullanılan özellikler, özellikle kilo ve boy gibi değişkenler birbirleriyle doğrudan ilişkili. Bu durum Naive Bayes yönteminin bu tür çok sınıflı karmaşık veri setlerinde yetersiz kalabileceğine işaret etmektedir.</w:t>
       </w:r>
     </w:p>
@@ -7675,6 +7683,7 @@
                 <w:sz w:val="24"/>
                 <w:szCs w:val="24"/>
               </w:rPr>
+              <w:lastRenderedPageBreak/>
               <w:t>SVM</w:t>
             </w:r>
           </w:p>
@@ -11873,6 +11882,7 @@
   <w:style w:type="character" w:default="1" w:styleId="VarsaylanParagrafYazTipi">
     <w:name w:val="Default Paragraph Font"/>
     <w:uiPriority w:val="1"/>
+    <w:semiHidden/>
     <w:unhideWhenUsed/>
   </w:style>
   <w:style w:type="table" w:default="1" w:styleId="NormalTablo">
